--- a/en/wisdom-stories/do-you-remember-me.docx
+++ b/en/wisdom-stories/do-you-remember-me.docx
@@ -196,7 +196,7 @@
         <w:rPr>
           <w:lang/>
         </w:rPr>
-        <w:t>“It was a lesson I never forgot. I realised that teachers do more than pass on knowledge. They help children recognise their mistakes, learn from them, and believe they can become better people. I wanted to be a teacher like you.”</w:t>
+        <w:t xml:space="preserve">“It was a lesson I never forgot. I realized that teachers do more than pass on knowledge. They help children recognize their mistakes, learn from them, and believe they can become better people. I wanted to be a teacher like you.”</w:t>
       </w:r>
     </w:p>
     <w:p>
